--- a/mps-nivel-c/oficial/04_registros/PROFARMA_Cadastro-de-Clientes/REV-PROFARMA01-001_Registro-de-Revisao-Tecnica.docx
+++ b/mps-nivel-c/oficial/04_registros/PROFARMA_Cadastro-de-Clientes/REV-PROFARMA01-001_Registro-de-Revisao-Tecnica.docx
@@ -338,7 +338,7 @@
                 <w:i w:val="0"/>
                 <w:sz w:val="20"/>
               </w:rPr>
-              <w:t>1.0</w:t>
+              <w:t>1.1</w:t>
             </w:r>
           </w:p>
         </w:tc>
@@ -394,7 +394,7 @@
                 <w:i w:val="0"/>
                 <w:sz w:val="20"/>
               </w:rPr>
-              <w:t>05/06/2026</w:t>
+              <w:t>15/06/2026</w:t>
             </w:r>
           </w:p>
         </w:tc>
@@ -3383,7 +3383,624 @@
         </w:pBdr>
       </w:pPr>
       <w:r>
-        <w:t>5. Resumo Consolidado de Achados</w:t>
+        <w:t>5. REV-004 — Revisão de código por Pull Request (code review contínuo)</w:t>
+      </w:r>
+    </w:p>
+    <w:tbl>
+      <w:tblPr>
+        <w:tblW w:type="auto" w:w="0"/>
+        <w:tblLook w:firstColumn="1" w:firstRow="1" w:lastColumn="0" w:lastRow="0" w:noHBand="0" w:noVBand="1" w:val="04A0"/>
+        <w:tblBorders>
+          <w:top w:val="single" w:sz="4" w:space="0" w:color="003366"/>
+          <w:left w:val="single" w:sz="4" w:space="0" w:color="003366"/>
+          <w:bottom w:val="single" w:sz="4" w:space="0" w:color="003366"/>
+          <w:right w:val="single" w:sz="4" w:space="0" w:color="003366"/>
+          <w:insideH w:val="single" w:sz="4" w:space="0" w:color="003366"/>
+          <w:insideV w:val="single" w:sz="4" w:space="0" w:color="003366"/>
+        </w:tblBorders>
+      </w:tblPr>
+      <w:tblGrid>
+        <w:gridCol w:w="4451"/>
+        <w:gridCol w:w="4451"/>
+      </w:tblGrid>
+      <w:tr>
+        <w:trPr>
+          <w:cantSplit w:val="1"/>
+        </w:trPr>
+        <w:tc>
+          <w:tcPr>
+            <w:tcW w:type="dxa" w:w="4451"/>
+            <w:tcMar>
+              <w:top w:w="60" w:type="dxa"/>
+              <w:bottom w:w="60" w:type="dxa"/>
+              <w:left w:w="100" w:type="dxa"/>
+              <w:right w:w="100" w:type="dxa"/>
+            </w:tcMar>
+            <w:shd w:val="clear" w:color="auto" w:fill="003366"/>
+          </w:tcPr>
+          <w:p>
+            <w:pPr>
+              <w:spacing w:before="40" w:after="40"/>
+            </w:pPr>
+            <w:r>
+              <w:rPr>
+                <w:rFonts w:ascii="Calibri" w:hAnsi="Calibri"/>
+                <w:b/>
+                <w:i w:val="0"/>
+                <w:color w:val="FFFFFF"/>
+                <w:sz w:val="20"/>
+              </w:rPr>
+              <w:t>Campo</w:t>
+            </w:r>
+          </w:p>
+        </w:tc>
+        <w:tc>
+          <w:tcPr>
+            <w:tcW w:type="dxa" w:w="4451"/>
+            <w:tcMar>
+              <w:top w:w="60" w:type="dxa"/>
+              <w:bottom w:w="60" w:type="dxa"/>
+              <w:left w:w="100" w:type="dxa"/>
+              <w:right w:w="100" w:type="dxa"/>
+            </w:tcMar>
+            <w:shd w:val="clear" w:color="auto" w:fill="003366"/>
+          </w:tcPr>
+          <w:p>
+            <w:pPr>
+              <w:spacing w:before="40" w:after="40"/>
+            </w:pPr>
+            <w:r>
+              <w:rPr>
+                <w:rFonts w:ascii="Calibri" w:hAnsi="Calibri"/>
+                <w:b/>
+                <w:i w:val="0"/>
+                <w:color w:val="FFFFFF"/>
+                <w:sz w:val="20"/>
+              </w:rPr>
+              <w:t>Valor</w:t>
+            </w:r>
+          </w:p>
+        </w:tc>
+      </w:tr>
+      <w:tr>
+        <w:trPr>
+          <w:cantSplit w:val="1"/>
+        </w:trPr>
+        <w:tc>
+          <w:tcPr>
+            <w:tcW w:type="dxa" w:w="4451"/>
+            <w:tcMar>
+              <w:top w:w="60" w:type="dxa"/>
+              <w:bottom w:w="60" w:type="dxa"/>
+              <w:left w:w="100" w:type="dxa"/>
+              <w:right w:w="100" w:type="dxa"/>
+            </w:tcMar>
+            <w:shd w:val="clear" w:color="auto" w:fill="EBF5FB"/>
+          </w:tcPr>
+          <w:p>
+            <w:pPr>
+              <w:spacing w:before="40" w:after="40"/>
+            </w:pPr>
+            <w:r>
+              <w:rPr>
+                <w:rFonts w:ascii="Calibri" w:hAnsi="Calibri"/>
+                <w:b/>
+                <w:i w:val="0"/>
+                <w:sz w:val="20"/>
+              </w:rPr>
+              <w:t>Período</w:t>
+            </w:r>
+          </w:p>
+        </w:tc>
+        <w:tc>
+          <w:tcPr>
+            <w:tcW w:type="dxa" w:w="4451"/>
+            <w:tcMar>
+              <w:top w:w="60" w:type="dxa"/>
+              <w:bottom w:w="60" w:type="dxa"/>
+              <w:left w:w="100" w:type="dxa"/>
+              <w:right w:w="100" w:type="dxa"/>
+            </w:tcMar>
+            <w:shd w:val="clear" w:color="auto" w:fill="EBF5FB"/>
+          </w:tcPr>
+          <w:p>
+            <w:pPr>
+              <w:spacing w:before="40" w:after="40"/>
+            </w:pPr>
+            <w:r>
+              <w:rPr>
+                <w:rFonts w:ascii="Calibri" w:hAnsi="Calibri"/>
+                <w:b w:val="0"/>
+                <w:i w:val="0"/>
+                <w:sz w:val="20"/>
+              </w:rPr>
+              <w:t>Abril/2026 (manutenção pós go-live)</w:t>
+            </w:r>
+          </w:p>
+        </w:tc>
+      </w:tr>
+      <w:tr>
+        <w:trPr>
+          <w:cantSplit w:val="1"/>
+        </w:trPr>
+        <w:tc>
+          <w:tcPr>
+            <w:tcW w:type="dxa" w:w="4451"/>
+            <w:tcMar>
+              <w:top w:w="60" w:type="dxa"/>
+              <w:bottom w:w="60" w:type="dxa"/>
+              <w:left w:w="100" w:type="dxa"/>
+              <w:right w:w="100" w:type="dxa"/>
+            </w:tcMar>
+          </w:tcPr>
+          <w:p>
+            <w:pPr>
+              <w:spacing w:before="40" w:after="40"/>
+            </w:pPr>
+            <w:r>
+              <w:rPr>
+                <w:rFonts w:ascii="Calibri" w:hAnsi="Calibri"/>
+                <w:b/>
+                <w:i w:val="0"/>
+                <w:sz w:val="20"/>
+              </w:rPr>
+              <w:t>Tipo</w:t>
+            </w:r>
+          </w:p>
+        </w:tc>
+        <w:tc>
+          <w:tcPr>
+            <w:tcW w:type="dxa" w:w="4451"/>
+            <w:tcMar>
+              <w:top w:w="60" w:type="dxa"/>
+              <w:bottom w:w="60" w:type="dxa"/>
+              <w:left w:w="100" w:type="dxa"/>
+              <w:right w:w="100" w:type="dxa"/>
+            </w:tcMar>
+          </w:tcPr>
+          <w:p>
+            <w:pPr>
+              <w:spacing w:before="40" w:after="40"/>
+            </w:pPr>
+            <w:r>
+              <w:rPr>
+                <w:rFonts w:ascii="Calibri" w:hAnsi="Calibri"/>
+                <w:b w:val="0"/>
+                <w:i w:val="0"/>
+                <w:sz w:val="20"/>
+              </w:rPr>
+              <w:t>Code review via Pull Request (Azure DevOps)</w:t>
+            </w:r>
+          </w:p>
+        </w:tc>
+      </w:tr>
+      <w:tr>
+        <w:trPr>
+          <w:cantSplit w:val="1"/>
+        </w:trPr>
+        <w:tc>
+          <w:tcPr>
+            <w:tcW w:type="dxa" w:w="4451"/>
+            <w:tcMar>
+              <w:top w:w="60" w:type="dxa"/>
+              <w:bottom w:w="60" w:type="dxa"/>
+              <w:left w:w="100" w:type="dxa"/>
+              <w:right w:w="100" w:type="dxa"/>
+            </w:tcMar>
+            <w:shd w:val="clear" w:color="auto" w:fill="EBF5FB"/>
+          </w:tcPr>
+          <w:p>
+            <w:pPr>
+              <w:spacing w:before="40" w:after="40"/>
+            </w:pPr>
+            <w:r>
+              <w:rPr>
+                <w:rFonts w:ascii="Calibri" w:hAnsi="Calibri"/>
+                <w:b/>
+                <w:i w:val="0"/>
+                <w:sz w:val="20"/>
+              </w:rPr>
+              <w:t>Repositório</w:t>
+            </w:r>
+          </w:p>
+        </w:tc>
+        <w:tc>
+          <w:tcPr>
+            <w:tcW w:type="dxa" w:w="4451"/>
+            <w:tcMar>
+              <w:top w:w="60" w:type="dxa"/>
+              <w:bottom w:w="60" w:type="dxa"/>
+              <w:left w:w="100" w:type="dxa"/>
+              <w:right w:w="100" w:type="dxa"/>
+            </w:tcMar>
+            <w:shd w:val="clear" w:color="auto" w:fill="EBF5FB"/>
+          </w:tcPr>
+          <w:p>
+            <w:pPr>
+              <w:spacing w:before="40" w:after="40"/>
+            </w:pPr>
+            <w:r>
+              <w:rPr>
+                <w:rFonts w:ascii="Calibri" w:hAnsi="Calibri"/>
+                <w:b w:val="0"/>
+                <w:i w:val="0"/>
+                <w:sz w:val="20"/>
+              </w:rPr>
+              <w:t>Profarma Cadastro de Clientes — Azure DevOps</w:t>
+            </w:r>
+          </w:p>
+        </w:tc>
+      </w:tr>
+      <w:tr>
+        <w:trPr>
+          <w:cantSplit w:val="1"/>
+        </w:trPr>
+        <w:tc>
+          <w:tcPr>
+            <w:tcW w:type="dxa" w:w="4451"/>
+            <w:tcMar>
+              <w:top w:w="60" w:type="dxa"/>
+              <w:bottom w:w="60" w:type="dxa"/>
+              <w:left w:w="100" w:type="dxa"/>
+              <w:right w:w="100" w:type="dxa"/>
+            </w:tcMar>
+          </w:tcPr>
+          <w:p>
+            <w:pPr>
+              <w:spacing w:before="40" w:after="40"/>
+            </w:pPr>
+            <w:r>
+              <w:rPr>
+                <w:rFonts w:ascii="Calibri" w:hAnsi="Calibri"/>
+                <w:b/>
+                <w:i w:val="0"/>
+                <w:sz w:val="20"/>
+              </w:rPr>
+              <w:t>Revisor responsável</w:t>
+            </w:r>
+          </w:p>
+        </w:tc>
+        <w:tc>
+          <w:tcPr>
+            <w:tcW w:type="dxa" w:w="4451"/>
+            <w:tcMar>
+              <w:top w:w="60" w:type="dxa"/>
+              <w:bottom w:w="60" w:type="dxa"/>
+              <w:left w:w="100" w:type="dxa"/>
+              <w:right w:w="100" w:type="dxa"/>
+            </w:tcMar>
+          </w:tcPr>
+          <w:p>
+            <w:pPr>
+              <w:spacing w:before="40" w:after="40"/>
+            </w:pPr>
+            <w:r>
+              <w:rPr>
+                <w:rFonts w:ascii="Calibri" w:hAnsi="Calibri"/>
+                <w:b w:val="0"/>
+                <w:i w:val="0"/>
+                <w:sz w:val="20"/>
+              </w:rPr>
+              <w:t>Joni Quirino da Silva Junior</w:t>
+            </w:r>
+          </w:p>
+        </w:tc>
+      </w:tr>
+      <w:tr>
+        <w:trPr>
+          <w:cantSplit w:val="1"/>
+        </w:trPr>
+        <w:tc>
+          <w:tcPr>
+            <w:tcW w:type="dxa" w:w="4451"/>
+            <w:tcMar>
+              <w:top w:w="60" w:type="dxa"/>
+              <w:bottom w:w="60" w:type="dxa"/>
+              <w:left w:w="100" w:type="dxa"/>
+              <w:right w:w="100" w:type="dxa"/>
+            </w:tcMar>
+            <w:shd w:val="clear" w:color="auto" w:fill="EBF5FB"/>
+          </w:tcPr>
+          <w:p>
+            <w:pPr>
+              <w:spacing w:before="40" w:after="40"/>
+            </w:pPr>
+            <w:r>
+              <w:rPr>
+                <w:rFonts w:ascii="Calibri" w:hAnsi="Calibri"/>
+                <w:b/>
+                <w:i w:val="0"/>
+                <w:sz w:val="20"/>
+              </w:rPr>
+              <w:t>Resultado</w:t>
+            </w:r>
+          </w:p>
+        </w:tc>
+        <w:tc>
+          <w:tcPr>
+            <w:tcW w:type="dxa" w:w="4451"/>
+            <w:tcMar>
+              <w:top w:w="60" w:type="dxa"/>
+              <w:bottom w:w="60" w:type="dxa"/>
+              <w:left w:w="100" w:type="dxa"/>
+              <w:right w:w="100" w:type="dxa"/>
+            </w:tcMar>
+            <w:shd w:val="clear" w:color="auto" w:fill="EBF5FB"/>
+          </w:tcPr>
+          <w:p>
+            <w:pPr>
+              <w:spacing w:before="40" w:after="40"/>
+            </w:pPr>
+            <w:r>
+              <w:rPr>
+                <w:rFonts w:ascii="Calibri" w:hAnsi="Calibri"/>
+                <w:b w:val="0"/>
+                <w:i w:val="0"/>
+                <w:sz w:val="20"/>
+              </w:rPr>
+              <w:t>Aprovado em todos os PRs</w:t>
+            </w:r>
+          </w:p>
+        </w:tc>
+      </w:tr>
+    </w:tbl>
+    <w:p>
+      <w:pPr>
+        <w:spacing w:before="0" w:after="160"/>
+      </w:pPr>
+    </w:p>
+    <w:p>
+      <w:pPr>
+        <w:pStyle w:val="Heading2"/>
+        <w:keepNext/>
+        <w:keepLines/>
+      </w:pPr>
+      <w:r>
+        <w:t>5.1 Pull Requests revisados e aprovados</w:t>
+      </w:r>
+    </w:p>
+    <w:p>
+      <w:pPr>
+        <w:spacing w:before="0" w:after="120"/>
+      </w:pPr>
+      <w:r>
+        <w:rPr>
+          <w:rFonts w:ascii="Calibri" w:hAnsi="Calibri"/>
+          <w:b/>
+          <w:i w:val="0"/>
+          <w:sz w:val="22"/>
+        </w:rPr>
+        <w:t>PR 3 — Acresção de dados OptIn e OptOut</w:t>
+      </w:r>
+    </w:p>
+    <w:p>
+      <w:pPr>
+        <w:spacing w:before="0" w:after="120"/>
+      </w:pPr>
+      <w:r>
+        <w:rPr>
+          <w:rFonts w:ascii="Calibri" w:hAnsi="Calibri"/>
+          <w:b w:val="0"/>
+          <w:i w:val="0"/>
+          <w:sz w:val="22"/>
+        </w:rPr>
+        <w:t>Autora: Julielle Pereira de Sa Santos | Branch: Ajuste_OptIn_OptOut → develop | Aprovado por: Joni Quirino da Silva Junior | Merge: 14/abr. às 18:40 | Commit: b76af1ce</w:t>
+      </w:r>
+    </w:p>
+    <w:p>
+      <w:pPr>
+        <w:spacing w:before="120" w:after="40"/>
+        <w:jc w:val="center"/>
+      </w:pPr>
+      <w:r>
+        <w:drawing>
+          <wp:inline xmlns:a="http://schemas.openxmlformats.org/drawingml/2006/main" xmlns:pic="http://schemas.openxmlformats.org/drawingml/2006/picture">
+            <wp:extent cx="5029200" cy="2731109"/>
+            <wp:docPr id="1" name="Picture 1"/>
+            <wp:cNvGraphicFramePr>
+              <a:graphicFrameLocks noChangeAspect="1"/>
+            </wp:cNvGraphicFramePr>
+            <a:graphic>
+              <a:graphicData uri="http://schemas.openxmlformats.org/drawingml/2006/picture">
+                <pic:pic>
+                  <pic:nvPicPr>
+                    <pic:cNvPr id="0" name="azuredevops-pr-03-optin-optout-aprovado.png"/>
+                    <pic:cNvPicPr/>
+                  </pic:nvPicPr>
+                  <pic:blipFill>
+                    <a:blip r:embed="rId13"/>
+                    <a:stretch>
+                      <a:fillRect/>
+                    </a:stretch>
+                  </pic:blipFill>
+                  <pic:spPr>
+                    <a:xfrm>
+                      <a:off x="0" y="0"/>
+                      <a:ext cx="5029200" cy="2731109"/>
+                    </a:xfrm>
+                    <a:prstGeom prst="rect"/>
+                  </pic:spPr>
+                </pic:pic>
+              </a:graphicData>
+            </a:graphic>
+          </wp:inline>
+        </w:drawing>
+      </w:r>
+    </w:p>
+    <w:p>
+      <w:pPr>
+        <w:spacing w:before="0" w:after="200"/>
+        <w:jc w:val="center"/>
+      </w:pPr>
+      <w:r>
+        <w:rPr>
+          <w:rFonts w:ascii="Calibri" w:hAnsi="Calibri"/>
+          <w:i/>
+          <w:color w:val="555555"/>
+          <w:sz w:val="18"/>
+        </w:rPr>
+        <w:t>PR 3 — Acresção de dados OptIn e OptOut: aprovado por Joni Quirino da Silva Junior (Azure DevOps)</w:t>
+      </w:r>
+    </w:p>
+    <w:p>
+      <w:pPr>
+        <w:spacing w:before="0" w:after="120"/>
+      </w:pPr>
+      <w:r>
+        <w:rPr>
+          <w:rFonts w:ascii="Calibri" w:hAnsi="Calibri"/>
+          <w:b/>
+          <w:i w:val="0"/>
+          <w:sz w:val="22"/>
+        </w:rPr>
+        <w:t>PR 4 — Implementação de endpoints de import Segmentação de clientes e processamento das segmentações</w:t>
+      </w:r>
+    </w:p>
+    <w:p>
+      <w:pPr>
+        <w:spacing w:before="0" w:after="120"/>
+      </w:pPr>
+      <w:r>
+        <w:rPr>
+          <w:rFonts w:ascii="Calibri" w:hAnsi="Calibri"/>
+          <w:b w:val="0"/>
+          <w:i w:val="0"/>
+          <w:sz w:val="22"/>
+        </w:rPr>
+        <w:t>Autora: Julielle Pereira de Sa Santos | Branch: Segmentacao_Clientes → develop | Aprovado por: Joni Quirino da Silva Junior | Merge: 24/abr. às 11:30 | Commit: 04aaeee2</w:t>
+      </w:r>
+    </w:p>
+    <w:p>
+      <w:pPr>
+        <w:spacing w:before="120" w:after="40"/>
+        <w:jc w:val="center"/>
+      </w:pPr>
+      <w:r>
+        <w:drawing>
+          <wp:inline xmlns:a="http://schemas.openxmlformats.org/drawingml/2006/main" xmlns:pic="http://schemas.openxmlformats.org/drawingml/2006/picture">
+            <wp:extent cx="5029200" cy="2665445"/>
+            <wp:docPr id="2" name="Picture 2"/>
+            <wp:cNvGraphicFramePr>
+              <a:graphicFrameLocks noChangeAspect="1"/>
+            </wp:cNvGraphicFramePr>
+            <a:graphic>
+              <a:graphicData uri="http://schemas.openxmlformats.org/drawingml/2006/picture">
+                <pic:pic>
+                  <pic:nvPicPr>
+                    <pic:cNvPr id="0" name="azuredevops-pr-04-segmentacao-aprovado.png"/>
+                    <pic:cNvPicPr/>
+                  </pic:nvPicPr>
+                  <pic:blipFill>
+                    <a:blip r:embed="rId14"/>
+                    <a:stretch>
+                      <a:fillRect/>
+                    </a:stretch>
+                  </pic:blipFill>
+                  <pic:spPr>
+                    <a:xfrm>
+                      <a:off x="0" y="0"/>
+                      <a:ext cx="5029200" cy="2665445"/>
+                    </a:xfrm>
+                    <a:prstGeom prst="rect"/>
+                  </pic:spPr>
+                </pic:pic>
+              </a:graphicData>
+            </a:graphic>
+          </wp:inline>
+        </w:drawing>
+      </w:r>
+    </w:p>
+    <w:p>
+      <w:pPr>
+        <w:spacing w:before="0" w:after="200"/>
+        <w:jc w:val="center"/>
+      </w:pPr>
+      <w:r>
+        <w:rPr>
+          <w:rFonts w:ascii="Calibri" w:hAnsi="Calibri"/>
+          <w:i/>
+          <w:color w:val="555555"/>
+          <w:sz w:val="18"/>
+        </w:rPr>
+        <w:t>PR 4 — Implementação de endpoints de Segmentação de clientes: aprovado por Joni Quirino da Silva Junior (Azure DevOps)</w:t>
+      </w:r>
+    </w:p>
+    <w:p>
+      <w:pPr>
+        <w:pStyle w:val="Heading2"/>
+        <w:keepNext/>
+        <w:keepLines/>
+      </w:pPr>
+      <w:r>
+        <w:t>5.2 Histórico de commits — rastreabilidade</w:t>
+      </w:r>
+    </w:p>
+    <w:p>
+      <w:pPr>
+        <w:spacing w:before="120" w:after="40"/>
+        <w:jc w:val="center"/>
+      </w:pPr>
+      <w:r>
+        <w:drawing>
+          <wp:inline xmlns:a="http://schemas.openxmlformats.org/drawingml/2006/main" xmlns:pic="http://schemas.openxmlformats.org/drawingml/2006/picture">
+            <wp:extent cx="5029200" cy="5092700"/>
+            <wp:docPr id="3" name="Picture 3"/>
+            <wp:cNvGraphicFramePr>
+              <a:graphicFrameLocks noChangeAspect="1"/>
+            </wp:cNvGraphicFramePr>
+            <a:graphic>
+              <a:graphicData uri="http://schemas.openxmlformats.org/drawingml/2006/picture">
+                <pic:pic>
+                  <pic:nvPicPr>
+                    <pic:cNvPr id="0" name="azuredevops-historico-commits-out2025.png"/>
+                    <pic:cNvPicPr/>
+                  </pic:nvPicPr>
+                  <pic:blipFill>
+                    <a:blip r:embed="rId15"/>
+                    <a:stretch>
+                      <a:fillRect/>
+                    </a:stretch>
+                  </pic:blipFill>
+                  <pic:spPr>
+                    <a:xfrm>
+                      <a:off x="0" y="0"/>
+                      <a:ext cx="5029200" cy="5092700"/>
+                    </a:xfrm>
+                    <a:prstGeom prst="rect"/>
+                  </pic:spPr>
+                </pic:pic>
+              </a:graphicData>
+            </a:graphic>
+          </wp:inline>
+        </w:drawing>
+      </w:r>
+    </w:p>
+    <w:p>
+      <w:pPr>
+        <w:spacing w:before="0" w:after="200"/>
+        <w:jc w:val="center"/>
+      </w:pPr>
+      <w:r>
+        <w:rPr>
+          <w:rFonts w:ascii="Calibri" w:hAnsi="Calibri"/>
+          <w:i/>
+          <w:color w:val="555555"/>
+          <w:sz w:val="18"/>
+        </w:rPr>
+        <w:t>Histórico de commits out/2025: Merged PR 1, feat: Correções completas RG/Opt-In/Out/Convenios, fix: webhook OMS AKS, fix: ClearChangeTracker, fix: perda de dados RG — Azure DevOps</w:t>
+      </w:r>
+    </w:p>
+    <w:p>
+      <w:pPr>
+        <w:pStyle w:val="Heading1"/>
+        <w:keepNext/>
+        <w:keepLines/>
+        <w:pBdr>
+          <w:bottom w:val="single" w:sz="4" w:space="2" w:color="D6E4F0"/>
+        </w:pBdr>
+      </w:pPr>
+      <w:r>
+        <w:t>6. Resumo Consolidado de Achados</w:t>
       </w:r>
     </w:p>
     <w:tbl>
@@ -4650,6 +5267,112 @@
           </w:p>
         </w:tc>
       </w:tr>
+      <w:tr>
+        <w:trPr>
+          <w:cantSplit w:val="1"/>
+        </w:trPr>
+        <w:tc>
+          <w:tcPr>
+            <w:tcW w:type="dxa" w:w="2225"/>
+            <w:tcMar>
+              <w:top w:w="60" w:type="dxa"/>
+              <w:bottom w:w="60" w:type="dxa"/>
+              <w:left w:w="100" w:type="dxa"/>
+              <w:right w:w="100" w:type="dxa"/>
+            </w:tcMar>
+            <w:shd w:val="clear" w:color="auto" w:fill="F0F4F8"/>
+          </w:tcPr>
+          <w:p>
+            <w:pPr>
+              <w:spacing w:before="40" w:after="40"/>
+            </w:pPr>
+            <w:r>
+              <w:rPr>
+                <w:rFonts w:ascii="Calibri" w:hAnsi="Calibri"/>
+                <w:b/>
+                <w:i w:val="0"/>
+                <w:sz w:val="20"/>
+              </w:rPr>
+              <w:t>1.1</w:t>
+            </w:r>
+          </w:p>
+        </w:tc>
+        <w:tc>
+          <w:tcPr>
+            <w:tcW w:type="dxa" w:w="2225"/>
+            <w:tcMar>
+              <w:top w:w="60" w:type="dxa"/>
+              <w:bottom w:w="60" w:type="dxa"/>
+              <w:left w:w="100" w:type="dxa"/>
+              <w:right w:w="100" w:type="dxa"/>
+            </w:tcMar>
+          </w:tcPr>
+          <w:p>
+            <w:pPr>
+              <w:spacing w:before="40" w:after="40"/>
+            </w:pPr>
+            <w:r>
+              <w:rPr>
+                <w:rFonts w:ascii="Calibri" w:hAnsi="Calibri"/>
+                <w:b w:val="0"/>
+                <w:i w:val="0"/>
+                <w:sz w:val="20"/>
+              </w:rPr>
+              <w:t>15/06/2026</w:t>
+            </w:r>
+          </w:p>
+        </w:tc>
+        <w:tc>
+          <w:tcPr>
+            <w:tcW w:type="dxa" w:w="2225"/>
+            <w:tcMar>
+              <w:top w:w="60" w:type="dxa"/>
+              <w:bottom w:w="60" w:type="dxa"/>
+              <w:left w:w="100" w:type="dxa"/>
+              <w:right w:w="100" w:type="dxa"/>
+            </w:tcMar>
+          </w:tcPr>
+          <w:p>
+            <w:pPr>
+              <w:spacing w:before="40" w:after="40"/>
+            </w:pPr>
+            <w:r>
+              <w:rPr>
+                <w:rFonts w:ascii="Calibri" w:hAnsi="Calibri"/>
+                <w:b w:val="0"/>
+                <w:i w:val="0"/>
+                <w:sz w:val="20"/>
+              </w:rPr>
+              <w:t>Time de Melhoria Contínua</w:t>
+            </w:r>
+          </w:p>
+        </w:tc>
+        <w:tc>
+          <w:tcPr>
+            <w:tcW w:type="dxa" w:w="2225"/>
+            <w:tcMar>
+              <w:top w:w="60" w:type="dxa"/>
+              <w:bottom w:w="60" w:type="dxa"/>
+              <w:left w:w="100" w:type="dxa"/>
+              <w:right w:w="100" w:type="dxa"/>
+            </w:tcMar>
+          </w:tcPr>
+          <w:p>
+            <w:pPr>
+              <w:spacing w:before="40" w:after="40"/>
+            </w:pPr>
+            <w:r>
+              <w:rPr>
+                <w:rFonts w:ascii="Calibri" w:hAnsi="Calibri"/>
+                <w:b w:val="0"/>
+                <w:i w:val="0"/>
+                <w:sz w:val="20"/>
+              </w:rPr>
+              <w:t>Adição de §5 REV-004 com evidências de code review via Pull Request (PR 3, PR 4) e histórico de commits Azure DevOps</w:t>
+            </w:r>
+          </w:p>
+        </w:tc>
+      </w:tr>
     </w:tbl>
     <w:p>
       <w:pPr>

--- a/mps-nivel-c/oficial/04_registros/PROFARMA_Cadastro-de-Clientes/REV-PROFARMA01-001_Registro-de-Revisao-Tecnica.docx
+++ b/mps-nivel-c/oficial/04_registros/PROFARMA_Cadastro-de-Clientes/REV-PROFARMA01-001_Registro-de-Revisao-Tecnica.docx
@@ -34,7 +34,7 @@
           <w:color w:val="555555"/>
           <w:sz w:val="20"/>
         </w:rPr>
-        <w:t>REV-PROFARMA01-001   ·   Versão Data   ·   20/06/2025   ·   Timeware Brasil</w:t>
+        <w:t>REV-PROFARMA01-001   ·   Versão 1.1   ·   15/06/2026   ·   Timeware Brasil</w:t>
       </w:r>
     </w:p>
     <w:p>
@@ -5413,7 +5413,7 @@
         <w:color w:val="555555"/>
         <w:sz w:val="16"/>
       </w:rPr>
-      <w:t>vData  ·  20/06/2025</w:t>
+      <w:t>v1.1  ·  15/06/2026</w:t>
     </w:r>
     <w:r>
       <w:tab/>
@@ -5475,7 +5475,7 @@
         <w:color w:val="555555"/>
         <w:sz w:val="16"/>
       </w:rPr>
-      <w:t>vData  ·  20/06/2025</w:t>
+      <w:t>v1.1  ·  15/06/2026</w:t>
     </w:r>
     <w:r>
       <w:tab/>

--- a/mps-nivel-c/oficial/04_registros/PROFARMA_Cadastro-de-Clientes/REV-PROFARMA01-001_Registro-de-Revisao-Tecnica.docx
+++ b/mps-nivel-c/oficial/04_registros/PROFARMA_Cadastro-de-Clientes/REV-PROFARMA01-001_Registro-de-Revisao-Tecnica.docx
@@ -909,7 +909,7 @@
                 <w:i w:val="0"/>
                 <w:sz w:val="20"/>
               </w:rPr>
-              <w:t>Tiago Nascimento (Timeware), Abraão Oliveira (Timeware), Armando Junior (D1000)</w:t>
+              <w:t>Cézar Hiraki Velázquez (Timeware), Abraão Oliveira (Timeware), Armando Junior (D1000)</w:t>
             </w:r>
           </w:p>
         </w:tc>
@@ -1844,7 +1844,7 @@
                 <w:i w:val="0"/>
                 <w:sz w:val="20"/>
               </w:rPr>
-              <w:t>Tiago Nascimento (Tech Lead Timeware)</w:t>
+              <w:t>Cézar Hiraki Velázquez (Tech Lead Timeware)</w:t>
             </w:r>
           </w:p>
         </w:tc>
@@ -1901,7 +1901,7 @@
                 <w:i w:val="0"/>
                 <w:sz w:val="20"/>
               </w:rPr>
-              <w:t>Lucas Batista (QA Timeware), desenvolvedor responsável pelo worker</w:t>
+              <w:t>Caroline Sousa (QA Timeware), desenvolvedor responsável pelo worker</w:t>
             </w:r>
           </w:p>
         </w:tc>
@@ -2699,7 +2699,7 @@
                 <w:i w:val="0"/>
                 <w:sz w:val="20"/>
               </w:rPr>
-              <w:t>Armando Junior (D1000) + Tiago Nascimento (Timeware)</w:t>
+              <w:t>Armando Junior (D1000) + Cézar Hiraki Velázquez (Timeware)</w:t>
             </w:r>
           </w:p>
         </w:tc>

--- a/mps-nivel-c/oficial/04_registros/PROFARMA_Cadastro-de-Clientes/REV-PROFARMA01-001_Registro-de-Revisao-Tecnica.docx
+++ b/mps-nivel-c/oficial/04_registros/PROFARMA_Cadastro-de-Clientes/REV-PROFARMA01-001_Registro-de-Revisao-Tecnica.docx
@@ -5237,7 +5237,7 @@
                 <w:i w:val="0"/>
                 <w:sz w:val="20"/>
               </w:rPr>
-              <w:t>Time de Melhoria Contínua</w:t>
+              <w:t>Abraão Oliveira</w:t>
             </w:r>
           </w:p>
         </w:tc>
@@ -5343,7 +5343,7 @@
                 <w:i w:val="0"/>
                 <w:sz w:val="20"/>
               </w:rPr>
-              <w:t>Time de Melhoria Contínua</w:t>
+              <w:t>Abraão Oliveira</w:t>
             </w:r>
           </w:p>
         </w:tc>
